--- a/docs/research/extensions/speckit_superpowers/implementation/SECURITY.docx
+++ b/docs/research/extensions/speckit_superpowers/implementation/SECURITY.docx
@@ -26,7 +26,7 @@
         <w:t xml:space="preserve"> </w:t>
       </w:r>
       <w:r>
-        <w:t xml:space="preserve">1</w:t>
+        <w:t xml:space="preserve">2</w:t>
       </w:r>
       <w:r>
         <w:t xml:space="preserve"> </w:t>
@@ -42,7 +42,127 @@
         <w:t xml:space="preserve"> </w:t>
       </w:r>
       <w:r>
-        <w:t xml:space="preserve">2026-07-24T00:00:00Z</w:t>
+        <w:t xml:space="preserve">2026-09-22T00:00:00Z</w:t>
+      </w:r>
+    </w:p>
+    <w:p>
+      <w:pPr>
+        <w:pStyle w:val="BlockText"/>
+      </w:pPr>
+      <w:r>
+        <w:rPr>
+          <w:b/>
+          <w:bCs/>
+        </w:rPr>
+        <w:t xml:space="preserve">ARCHITECTURE AMENDMENT — 2026-09-22 (HXC-159 Phase B3).</w:t>
+      </w:r>
+      <w:r>
+        <w:t xml:space="preserve"> </w:t>
+      </w:r>
+      <w:r>
+        <w:t xml:space="preserve">This threat</w:t>
+      </w:r>
+      <w:r>
+        <w:t xml:space="preserve"> </w:t>
+      </w:r>
+      <w:r>
+        <w:t xml:space="preserve">model covers the FUTURE, ASPIRATIONAL nano-task engine + its (never-built)</w:t>
+      </w:r>
+      <w:r>
+        <w:t xml:space="preserve"> </w:t>
+      </w:r>
+      <w:r>
+        <w:t xml:space="preserve">"SuperBridge MCP" server (§3.5/§5) — independently re-derived twice (GitHub</w:t>
+      </w:r>
+      <w:r>
+        <w:t xml:space="preserve"> </w:t>
+      </w:r>
+      <w:r>
+        <w:rPr>
+          <w:rStyle w:val="VerbatimChar"/>
+        </w:rPr>
+        <w:t xml:space="preserve">total_count: 0</w:t>
+      </w:r>
+      <w:r>
+        <w:t xml:space="preserve">; npm exact-name lookup</w:t>
+      </w:r>
+      <w:r>
+        <w:t xml:space="preserve"> </w:t>
+      </w:r>
+      <w:r>
+        <w:rPr>
+          <w:rStyle w:val="VerbatimChar"/>
+        </w:rPr>
+        <w:t xml:space="preserve">HTTP 404</w:t>
+      </w:r>
+      <w:r>
+        <w:t xml:space="preserve">) not to exist as</w:t>
+      </w:r>
+      <w:r>
+        <w:t xml:space="preserve"> </w:t>
+      </w:r>
+      <w:r>
+        <w:t xml:space="preserve">software. This project's REAL Bridge architecture is 6 layers with no MCP</w:t>
+      </w:r>
+      <w:r>
+        <w:t xml:space="preserve"> </w:t>
+      </w:r>
+      <w:r>
+        <w:t xml:space="preserve">execution tier; see</w:t>
+      </w:r>
+      <w:r>
+        <w:t xml:space="preserve"> </w:t>
+      </w:r>
+      <w:r>
+        <w:rPr>
+          <w:rStyle w:val="VerbatimChar"/>
+        </w:rPr>
+        <w:t xml:space="preserve">../README.md#architecture-amendment-2026-09-22</w:t>
+      </w:r>
+      <w:r>
+        <w:t xml:space="preserve">.</w:t>
+      </w:r>
+      <w:r>
+        <w:t xml:space="preserve"> </w:t>
+      </w:r>
+      <w:r>
+        <w:t xml:space="preserve">§4.3 has ALSO been genericised in this same pass — it previously carried an</w:t>
+      </w:r>
+      <w:r>
+        <w:t xml:space="preserve"> </w:t>
+      </w:r>
+      <w:r>
+        <w:t xml:space="preserve">un-genericized cross-project ("ATMOSphere project mandate") reference that</w:t>
+      </w:r>
+      <w:r>
+        <w:t xml:space="preserve"> </w:t>
+      </w:r>
+      <w:r>
+        <w:t xml:space="preserve">did not belong in this project-agnostic design corpus per §11.4.28/§11.4.51.</w:t>
+      </w:r>
+      <w:r>
+        <w:t xml:space="preserve"> </w:t>
+      </w:r>
+      <w:r>
+        <w:t xml:space="preserve">Content is retained as historical design intent (§11.4.35/§11.4.124), not</w:t>
+      </w:r>
+      <w:r>
+        <w:t xml:space="preserve"> </w:t>
+      </w:r>
+      <w:r>
+        <w:t xml:space="preserve">shipped software; the credentials/rootless-container/no-silent-removal</w:t>
+      </w:r>
+      <w:r>
+        <w:t xml:space="preserve"> </w:t>
+      </w:r>
+      <w:r>
+        <w:t xml:space="preserve">mandates cited here ARE real and already govern this project's actual code</w:t>
+      </w:r>
+      <w:r>
+        <w:t xml:space="preserve"> </w:t>
+      </w:r>
+      <w:r>
+        <w:t xml:space="preserve">independently of this document.</w:t>
       </w:r>
     </w:p>
     <w:bookmarkStart w:id="9" w:name="table-of-contents"/>
@@ -6323,22 +6443,7 @@
         <w:pStyle w:val="FirstParagraph"/>
       </w:pPr>
       <w:r>
-        <w:t xml:space="preserve">Every credential path and pattern is documented in</w:t>
-      </w:r>
-      <w:r>
-        <w:t xml:space="preserve"> </w:t>
-      </w:r>
-      <w:r>
-        <w:rPr>
-          <w:rStyle w:val="VerbatimChar"/>
-        </w:rPr>
-        <w:t xml:space="preserve">docs/accesses/accounts.md</w:t>
-      </w:r>
-      <w:r>
-        <w:t xml:space="preserve"> </w:t>
-      </w:r>
-      <w:r>
-        <w:t xml:space="preserve">(the single source of truth). The pre-commit hook, the credential leak scan, and the task-granulator prompt scanner form a defense-in-depth barrier.</w:t>
+        <w:t xml:space="preserve">Every credential path and pattern is documented in the consuming project's declared canonical credential registry (the single source of truth — its concrete path is project-specific DATA per §11.4.35, never hardcoded in this project-agnostic design corpus). The pre-commit hook, the credential leak scan, and the task-granulator prompt scanner form a defense-in-depth barrier.</w:t>
       </w:r>
     </w:p>
     <w:bookmarkEnd w:id="29"/>
@@ -6380,13 +6485,88 @@
       </w:r>
     </w:p>
     <w:bookmarkEnd w:id="30"/>
-    <w:bookmarkStart w:id="31" w:name="X270a6b4c2c9dc77eaa9f39677f4c755fbe4d08b"/>
+    <w:bookmarkStart w:id="31" w:name="Xf958b0885968e1e27bfd1fcb68169a99fedb88f"/>
     <w:p>
       <w:pPr>
         <w:pStyle w:val="Heading3"/>
       </w:pPr>
       <w:r>
-        <w:t xml:space="preserve">4.3 Credential Single-Source-of-Truth (ATMOSphere project mandate)</w:t>
+        <w:t xml:space="preserve">4.3 Credential Single-Source-of-Truth (§11.4.10, project-agnostic)</w:t>
+      </w:r>
+    </w:p>
+    <w:p>
+      <w:pPr>
+        <w:pStyle w:val="BlockText"/>
+      </w:pPr>
+      <w:r>
+        <w:rPr>
+          <w:b/>
+          <w:bCs/>
+        </w:rPr>
+        <w:t xml:space="preserve">Genericised 2026-09-22 (HXC-159 Phase B3).</w:t>
+      </w:r>
+      <w:r>
+        <w:t xml:space="preserve"> </w:t>
+      </w:r>
+      <w:r>
+        <w:t xml:space="preserve">This section previously read</w:t>
+      </w:r>
+      <w:r>
+        <w:t xml:space="preserve"> </w:t>
+      </w:r>
+      <w:r>
+        <w:t xml:space="preserve">"(ATMOSphere project mandate)" and hardcoded the path</w:t>
+      </w:r>
+      <w:r>
+        <w:t xml:space="preserve"> </w:t>
+      </w:r>
+      <w:r>
+        <w:rPr>
+          <w:rStyle w:val="VerbatimChar"/>
+        </w:rPr>
+        <w:t xml:space="preserve">docs/accesses/accounts.md</w:t>
+      </w:r>
+      <w:r>
+        <w:t xml:space="preserve"> </w:t>
+      </w:r>
+      <w:r>
+        <w:t xml:space="preserve">— a different project's own convention that does not belong in this</w:t>
+      </w:r>
+      <w:r>
+        <w:t xml:space="preserve"> </w:t>
+      </w:r>
+      <w:r>
+        <w:t xml:space="preserve">project-agnostic design corpus, per §11.4.28/§11.4.51 decoupling (a</w:t>
+      </w:r>
+      <w:r>
+        <w:t xml:space="preserve"> </w:t>
+      </w:r>
+      <w:r>
+        <w:t xml:space="preserve">reusable submodule-adjacent design document must never hardcode another</w:t>
+      </w:r>
+      <w:r>
+        <w:t xml:space="preserve"> </w:t>
+      </w:r>
+      <w:r>
+        <w:t xml:space="preserve">project's name or paths). Corrected below to a project-neutral statement of</w:t>
+      </w:r>
+      <w:r>
+        <w:t xml:space="preserve"> </w:t>
+      </w:r>
+      <w:r>
+        <w:t xml:space="preserve">the same §11.4.10 credential single-source-of-truth mandate; the</w:t>
+      </w:r>
+      <w:r>
+        <w:t xml:space="preserve"> </w:t>
+      </w:r>
+      <w:r>
+        <w:t xml:space="preserve">consuming project supplies its own concrete registry path as DATA per</w:t>
+      </w:r>
+      <w:r>
+        <w:t xml:space="preserve"> </w:t>
+      </w:r>
+      <w:r>
+        <w:t xml:space="preserve">§11.4.35.</w:t>
       </w:r>
     </w:p>
     <w:p>
@@ -6394,22 +6574,25 @@
         <w:pStyle w:val="FirstParagraph"/>
       </w:pPr>
       <w:r>
-        <w:t xml:space="preserve">The</w:t>
-      </w:r>
-      <w:r>
-        <w:t xml:space="preserve"> </w:t>
-      </w:r>
-      <w:r>
-        <w:rPr>
-          <w:rStyle w:val="VerbatimChar"/>
-        </w:rPr>
-        <w:t xml:space="preserve">docs/accesses/accounts.md</w:t>
-      </w:r>
-      <w:r>
-        <w:t xml:space="preserve"> </w:t>
-      </w:r>
-      <w:r>
-        <w:t xml:space="preserve">file is the canonical credential registry. Any new credential MUST be added there. Any credential change MUST update it. Credentials MUST NOT leak through any other file.</w:t>
+        <w:t xml:space="preserve">The consuming project's declared canonical credential registry file is the</w:t>
+      </w:r>
+      <w:r>
+        <w:t xml:space="preserve"> </w:t>
+      </w:r>
+      <w:r>
+        <w:t xml:space="preserve">single source of truth for credentials. Any new credential MUST be added</w:t>
+      </w:r>
+      <w:r>
+        <w:t xml:space="preserve"> </w:t>
+      </w:r>
+      <w:r>
+        <w:t xml:space="preserve">there. Any credential change MUST update it. Credentials MUST NOT leak</w:t>
+      </w:r>
+      <w:r>
+        <w:t xml:space="preserve"> </w:t>
+      </w:r>
+      <w:r>
+        <w:t xml:space="preserve">through any other file.</w:t>
       </w:r>
     </w:p>
     <w:bookmarkEnd w:id="31"/>
@@ -8929,7 +9112,7 @@
         <w:rFonts w:asciiTheme="minorHAnsi" w:cstheme="minorBidi" w:eastAsiaTheme="minorEastAsia" w:hAnsiTheme="minorHAnsi"/>
         <w:sz w:val="24"/>
         <w:szCs w:val="24"/>
-        <w:lang w:bidi="ar-SA" w:eastAsia="zh-CN" w:val="en"/>
+        <w:lang w:bidi="ar-SA" w:eastAsia="zh-CN" w:val="en-US"/>
       </w:rPr>
     </w:rPrDefault>
     <w:pPrDefault>
@@ -8981,8 +9164,8 @@
     </w:pPr>
     <w:rPr>
       <w:rFonts w:asciiTheme="majorHAnsi" w:cstheme="majorBidi" w:eastAsiaTheme="majorEastAsia" w:hAnsiTheme="majorHAnsi"/>
-      <w:sz w:val="40"/>
-      <w:szCs w:val="40"/>
+      <w:sz w:val="56"/>
+      <w:szCs w:val="56"/>
     </w:rPr>
   </w:style>
   <w:style w:customStyle="1" w:styleId="TitleChar" w:type="character">
@@ -9116,8 +9299,8 @@
     <w:rPr>
       <w:rFonts w:asciiTheme="majorHAnsi" w:cstheme="majorBidi" w:eastAsiaTheme="majorEastAsia" w:hAnsiTheme="majorHAnsi"/>
       <w:color w:themeColor="accent1" w:themeShade="BF" w:val="0F4761"/>
-      <w:sz w:val="32"/>
-      <w:szCs w:val="32"/>
+      <w:sz w:val="40"/>
+      <w:szCs w:val="40"/>
     </w:rPr>
   </w:style>
   <w:style w:styleId="Heading2" w:type="paragraph">
@@ -9139,8 +9322,8 @@
     <w:rPr>
       <w:rFonts w:asciiTheme="majorHAnsi" w:cstheme="majorBidi" w:eastAsiaTheme="majorEastAsia" w:hAnsiTheme="majorHAnsi"/>
       <w:color w:themeColor="accent1" w:themeShade="BF" w:val="0F4761"/>
-      <w:sz w:val="26"/>
-      <w:szCs w:val="26"/>
+      <w:sz w:val="32"/>
+      <w:szCs w:val="32"/>
     </w:rPr>
   </w:style>
   <w:style w:styleId="Heading3" w:type="paragraph">
@@ -9162,8 +9345,8 @@
     <w:rPr>
       <w:rFonts w:cstheme="majorBidi" w:eastAsiaTheme="majorEastAsia"/>
       <w:color w:themeColor="accent1" w:themeShade="BF" w:val="0F4761"/>
-      <w:sz w:val="24"/>
-      <w:szCs w:val="24"/>
+      <w:sz w:val="28"/>
+      <w:szCs w:val="28"/>
     </w:rPr>
   </w:style>
   <w:style w:styleId="Heading4" w:type="paragraph">
@@ -9183,8 +9366,6 @@
       <w:outlineLvl w:val="3"/>
     </w:pPr>
     <w:rPr>
-      <w:sz w:val="22"/>
-      <w:szCs w:val="22"/>
       <w:rFonts w:cstheme="majorBidi" w:eastAsiaTheme="majorEastAsia"/>
       <w:i/>
       <w:iCs/>
